--- a/fixtures/real-layout/improvised/received-2026-04-14.docx
+++ b/fixtures/real-layout/improvised/received-2026-04-14.docx
@@ -716,7 +716,7 @@
               <w:t xml:space="preserve">Submitted By: </w:t>
             </w:r>
             <w:r>
-              <w:t xml:space="preserve"> Delphine Brisk</w:t>
+              <w:t xml:space="preserve"> Delphine Vantongeren</w:t>
             </w:r>
           </w:p>
         </w:tc>
@@ -900,19 +900,19 @@
               <w:br/>
             </w:r>
             <w:r>
-              <w:t>675 Juniper Mill Drive</w:t>
+              <w:t>367 Tamsin Lane</w:t>
               <w:br/>
             </w:r>
             <w:r>
-              <w:t>Westhallow, CT 06999</w:t>
+              <w:t>Velmora Heights, NJ 07998</w:t>
               <w:br/>
             </w:r>
             <w:r>
-              <w:t>(201) 555-0141</w:t>
+              <w:t>(201) 555-0154</w:t>
               <w:br/>
             </w:r>
             <w:r>
-              <w:t>delphine.brisk@rxd.example</w:t>
+              <w:t>delphine.vantongeren@rxd.example</w:t>
             </w:r>
           </w:p>
         </w:tc>
@@ -998,7 +998,7 @@
               </w:rPr>
             </w:pPr>
             <w:r>
-              <w:t>Delphine Brisk</w:t>
+              <w:t>Delphine Vantongeren</w:t>
             </w:r>
           </w:p>
         </w:tc>
@@ -1092,7 +1092,7 @@
               </w:rPr>
             </w:pPr>
             <w:r>
-              <w:t>(201) 555-0141</w:t>
+              <w:t>(201) 555-0154</w:t>
             </w:r>
           </w:p>
         </w:tc>
@@ -1186,7 +1186,7 @@
               </w:rPr>
             </w:pPr>
             <w:r>
-              <w:t>delphine.brisk@rxd.example</w:t>
+              <w:t>delphine.vantongeren@rxd.example</w:t>
             </w:r>
           </w:p>
         </w:tc>
@@ -3190,7 +3190,11 @@
               <w:t>Comments:</w:t>
             </w:r>
             <w:r>
-              <w:t xml:space="preserve"> 2 x Xsmmejc</w:t>
+              <w:t xml:space="preserve"> 1 x Xsmmejc</w:t>
+              <w:br/>
+            </w:r>
+            <w:r>
+              <w:t>1 x Iszbd</w:t>
             </w:r>
           </w:p>
         </w:tc>
